--- a/zht/docx/130.content.docx
+++ b/zht/docx/130.content.docx
@@ -379,18 +379,12 @@
           <w:lang w:val="zh_TW" w:bidi="zh_TW"/>
         </w:rPr>
       </w:r>
-      <w:hyperlink r:id="rId13">
-        <w:r>
-          <w:rPr>
-            <w:lang w:val="zh_TW" w:bidi="zh_TW"/>
-          </w:rPr>
-          <w:rPr>
-            <w:color w:val="0000EE"/>
-            <w:u w:val="single"/>
-          </w:rPr>
-          <w:t>以賽亞書5:11–12</w:t>
-        </w:r>
-      </w:hyperlink>
+      <w:r>
+        <w:rPr>
+          <w:lang w:val="zh_TW" w:bidi="zh_TW"/>
+        </w:rPr>
+        <w:t>以賽亞書5:11–12</w:t>
+      </w:r>
     </w:p>
     <w:p>
       <w:pPr>
@@ -403,18 +397,12 @@
           <w:lang w:val="zh_TW" w:bidi="zh_TW"/>
         </w:rPr>
       </w:r>
-      <w:hyperlink r:id="rId14">
-        <w:r>
-          <w:rPr>
-            <w:lang w:val="zh_TW" w:bidi="zh_TW"/>
-          </w:rPr>
-          <w:rPr>
-            <w:color w:val="0000EE"/>
-            <w:u w:val="single"/>
-          </w:rPr>
-          <w:t>利未記10:9</w:t>
-        </w:r>
-      </w:hyperlink>
+      <w:r>
+        <w:rPr>
+          <w:lang w:val="zh_TW" w:bidi="zh_TW"/>
+        </w:rPr>
+        <w:t>利未記10:9</w:t>
+      </w:r>
     </w:p>
     <w:p>
       <w:pPr>
@@ -427,18 +415,12 @@
           <w:lang w:val="zh_TW" w:bidi="zh_TW"/>
         </w:rPr>
       </w:r>
-      <w:hyperlink r:id="rId15">
-        <w:r>
-          <w:rPr>
-            <w:lang w:val="zh_TW" w:bidi="zh_TW"/>
-          </w:rPr>
-          <w:rPr>
-            <w:color w:val="0000EE"/>
-            <w:u w:val="single"/>
-          </w:rPr>
-          <w:t>路加福音1:14–15</w:t>
-        </w:r>
-      </w:hyperlink>
+      <w:r>
+        <w:rPr>
+          <w:lang w:val="zh_TW" w:bidi="zh_TW"/>
+        </w:rPr>
+        <w:t>路加福音1:14–15</w:t>
+      </w:r>
     </w:p>
     <w:p>
       <w:pPr>
@@ -451,18 +433,12 @@
           <w:lang w:val="zh_TW" w:bidi="zh_TW"/>
         </w:rPr>
       </w:r>
-      <w:hyperlink r:id="rId16">
-        <w:r>
-          <w:rPr>
-            <w:lang w:val="zh_TW" w:bidi="zh_TW"/>
-          </w:rPr>
-          <w:rPr>
-            <w:color w:val="0000EE"/>
-            <w:u w:val="single"/>
-          </w:rPr>
-          <w:t>民數記6:3</w:t>
-        </w:r>
-      </w:hyperlink>
+      <w:r>
+        <w:rPr>
+          <w:lang w:val="zh_TW" w:bidi="zh_TW"/>
+        </w:rPr>
+        <w:t>民數記6:3</w:t>
+      </w:r>
     </w:p>
     <w:p>
       <w:pPr>

--- a/zht/docx/130.content.docx
+++ b/zht/docx/130.content.docx
@@ -330,19 +330,7 @@
         <w:rPr>
           <w:lang w:val="zh_TW" w:bidi="zh_TW"/>
         </w:rPr>
-        <w:t>、</w:t>
-      </w:r>
-      <w:r>
-        <w:rPr>
-          <w:lang w:val="zh_TW" w:bidi="zh_TW"/>
-        </w:rPr>
-        <w:t>誓言</w:t>
-      </w:r>
-      <w:r>
-        <w:rPr>
-          <w:lang w:val="zh_TW" w:bidi="zh_TW"/>
-        </w:rPr>
-        <w:t>、</w:t>
+        <w:t>、誓言、</w:t>
       </w:r>
       <w:r>
         <w:rPr>
